--- a/Hoàng/2025/T5/CHI NHÁNH CÔNG TY TNHH AUTOGRILL VFS F&B TẠI ĐÀ NẴNG (78-2025) (TB74-2025)/THÔNG BÁO GỬI ĐV - CHI NHÁNH CÔNG TY TNHH AUTOGRILL VFS F&B TẠI ĐÀ NẴNG 2025.docx
+++ b/Hoàng/2025/T5/CHI NHÁNH CÔNG TY TNHH AUTOGRILL VFS F&B TẠI ĐÀ NẴNG (78-2025) (TB74-2025)/THÔNG BÁO GỬI ĐV - CHI NHÁNH CÔNG TY TNHH AUTOGRILL VFS F&B TẠI ĐÀ NẴNG 2025.docx
@@ -1,6 +1,6 @@
 
 <file path=word/document.xml><?xml version="1.0" encoding="utf-8"?>
-<w:document xmlns:wpc="http://schemas.microsoft.com/office/word/2010/wordprocessingCanvas" xmlns:cx="http://schemas.microsoft.com/office/drawing/2014/chartex" xmlns:cx1="http://schemas.microsoft.com/office/drawing/2015/9/8/chartex" xmlns:cx2="http://schemas.microsoft.com/office/drawing/2015/10/21/chartex" xmlns:cx3="http://schemas.microsoft.com/office/drawing/2016/5/9/chartex" xmlns:cx4="http://schemas.microsoft.com/office/drawing/2016/5/10/chartex" xmlns:cx5="http://schemas.microsoft.com/office/drawing/2016/5/11/chartex" xmlns:cx6="http://schemas.microsoft.com/office/drawing/2016/5/12/chartex" xmlns:cx7="http://schemas.microsoft.com/office/drawing/2016/5/13/chartex" xmlns:cx8="http://schemas.microsoft.com/office/drawing/2016/5/14/chartex" xmlns:mc="http://schemas.openxmlformats.org/markup-compatibility/2006" xmlns:aink="http://schemas.microsoft.com/office/drawing/2016/ink" xmlns:am3d="http://schemas.microsoft.com/office/drawing/2017/model3d" xmlns:o="urn:schemas-microsoft-com:office:office" xmlns:oel="http://schemas.microsoft.com/office/2019/extlst" xmlns:r="http://schemas.openxmlformats.org/officeDocument/2006/relationships" xmlns:m="http://schemas.openxmlformats.org/officeDocument/2006/math" xmlns:v="urn:schemas-microsoft-com:vml" xmlns:wp14="http://schemas.microsoft.com/office/word/2010/wordprocessingDrawing" xmlns:wp="http://schemas.openxmlformats.org/drawingml/2006/wordprocessingDrawing" xmlns:w10="urn:schemas-microsoft-com:office:word" xmlns:w="http://schemas.openxmlformats.org/wordprocessingml/2006/main" xmlns:w14="http://schemas.microsoft.com/office/word/2010/wordml" xmlns:w15="http://schemas.microsoft.com/office/word/2012/wordml" xmlns:w16cex="http://schemas.microsoft.com/office/word/2018/wordml/cex" xmlns:w16cid="http://schemas.microsoft.com/office/word/2016/wordml/cid" xmlns:w16="http://schemas.microsoft.com/office/word/2018/wordml" xmlns:w16du="http://schemas.microsoft.com/office/word/2023/wordml/word16du" xmlns:w16sdtdh="http://schemas.microsoft.com/office/word/2020/wordml/sdtdatahash" xmlns:w16se="http://schemas.microsoft.com/office/word/2015/wordml/symex" xmlns:wpg="http://schemas.microsoft.com/office/word/2010/wordprocessingGroup" xmlns:wpi="http://schemas.microsoft.com/office/word/2010/wordprocessingInk" xmlns:wne="http://schemas.microsoft.com/office/word/2006/wordml" xmlns:wps="http://schemas.microsoft.com/office/word/2010/wordprocessingShape" mc:Ignorable="w14 w15 w16se w16cid w16 w16cex w16sdtdh w16du wp14">
+<w:document xmlns:wpc="http://schemas.microsoft.com/office/word/2010/wordprocessingCanvas" xmlns:cx="http://schemas.microsoft.com/office/drawing/2014/chartex" xmlns:cx1="http://schemas.microsoft.com/office/drawing/2015/9/8/chartex" xmlns:cx2="http://schemas.microsoft.com/office/drawing/2015/10/21/chartex" xmlns:cx3="http://schemas.microsoft.com/office/drawing/2016/5/9/chartex" xmlns:cx4="http://schemas.microsoft.com/office/drawing/2016/5/10/chartex" xmlns:cx5="http://schemas.microsoft.com/office/drawing/2016/5/11/chartex" xmlns:cx6="http://schemas.microsoft.com/office/drawing/2016/5/12/chartex" xmlns:cx7="http://schemas.microsoft.com/office/drawing/2016/5/13/chartex" xmlns:cx8="http://schemas.microsoft.com/office/drawing/2016/5/14/chartex" xmlns:mc="http://schemas.openxmlformats.org/markup-compatibility/2006" xmlns:aink="http://schemas.microsoft.com/office/drawing/2016/ink" xmlns:am3d="http://schemas.microsoft.com/office/drawing/2017/model3d" xmlns:o="urn:schemas-microsoft-com:office:office" xmlns:r="http://schemas.openxmlformats.org/officeDocument/2006/relationships" xmlns:m="http://schemas.openxmlformats.org/officeDocument/2006/math" xmlns:v="urn:schemas-microsoft-com:vml" xmlns:wp14="http://schemas.microsoft.com/office/word/2010/wordprocessingDrawing" xmlns:wp="http://schemas.openxmlformats.org/drawingml/2006/wordprocessingDrawing" xmlns:w10="urn:schemas-microsoft-com:office:word" xmlns:w="http://schemas.openxmlformats.org/wordprocessingml/2006/main" xmlns:w14="http://schemas.microsoft.com/office/word/2010/wordml" xmlns:w15="http://schemas.microsoft.com/office/word/2012/wordml" xmlns:w16cex="http://schemas.microsoft.com/office/word/2018/wordml/cex" xmlns:w16cid="http://schemas.microsoft.com/office/word/2016/wordml/cid" xmlns:w16="http://schemas.microsoft.com/office/word/2018/wordml" xmlns:w16sdtdh="http://schemas.microsoft.com/office/word/2020/wordml/sdtdatahash" xmlns:w16se="http://schemas.microsoft.com/office/word/2015/wordml/symex" xmlns:wpg="http://schemas.microsoft.com/office/word/2010/wordprocessingGroup" xmlns:wpi="http://schemas.microsoft.com/office/word/2010/wordprocessingInk" xmlns:wne="http://schemas.microsoft.com/office/word/2006/wordml" xmlns:wps="http://schemas.microsoft.com/office/word/2010/wordprocessingShape" mc:Ignorable="w14 w15 w16se w16cid w16 w16cex w16sdtdh wp14">
   <w:body>
     <w:p>
       <w:pPr>
@@ -452,7 +452,15 @@
                 <w:b/>
                 <w:bCs/>
               </w:rPr>
-              <w:t xml:space="preserve">Thời gian khám </w:t>
+              <w:t xml:space="preserve">Thời gian </w:t>
+            </w:r>
+            <w:r>
+              <w:rPr>
+                <w:rFonts w:ascii="Times New Roman" w:hAnsi="Times New Roman" w:cs="Times New Roman"/>
+                <w:b/>
+                <w:bCs/>
+              </w:rPr>
+              <w:t>lấy máu và nước tiểu</w:t>
             </w:r>
           </w:p>
         </w:tc>
@@ -598,7 +606,7 @@
                 <w:spacing w:val="3"/>
                 <w:shd w:val="clear" w:color="auto" w:fill="FFFFFF"/>
               </w:rPr>
-              <w:t>Số O-1-12 Sân Bay Quốc Tế Đà Nẵng, P. Hòa Thuận Tây, Q. Hải Châu, TP Đà Nẵng</w:t>
+              <w:t>Văn phòng T1, Cổng D3, tầng 3 ga đi quốc nội, Sân bay Đà Nẵng</w:t>
             </w:r>
           </w:p>
         </w:tc>
@@ -1520,91 +1528,6 @@
           <w:szCs w:val="24"/>
         </w:rPr>
       </w:pPr>
-      <w:r>
-        <w:rPr>
-          <w:rFonts w:ascii="Times New Roman" w:eastAsia="Times New Roman" w:hAnsi="Times New Roman" w:cs="Times New Roman"/>
-          <w:b/>
-          <w:bCs/>
-          <w:sz w:val="24"/>
-          <w:szCs w:val="24"/>
-        </w:rPr>
-        <w:t xml:space="preserve">4. </w:t>
-      </w:r>
-      <w:r>
-        <w:rPr>
-          <w:rFonts w:ascii="Times New Roman" w:eastAsia="Times New Roman" w:hAnsi="Times New Roman" w:cs="Times New Roman"/>
-          <w:b/>
-          <w:bCs/>
-          <w:sz w:val="24"/>
-          <w:szCs w:val="24"/>
-          <w:u w:val="single"/>
-        </w:rPr>
-        <w:t>Nội soi dà dày và đại tràng:</w:t>
-      </w:r>
-      <w:r>
-        <w:rPr>
-          <w:rFonts w:ascii="Times New Roman" w:eastAsia="Times New Roman" w:hAnsi="Times New Roman" w:cs="Times New Roman"/>
-          <w:b/>
-          <w:bCs/>
-          <w:sz w:val="24"/>
-          <w:szCs w:val="24"/>
-        </w:rPr>
-        <w:t xml:space="preserve"> </w:t>
-      </w:r>
-      <w:r>
-        <w:rPr>
-          <w:rFonts w:ascii="Times New Roman" w:eastAsia="Times New Roman" w:hAnsi="Times New Roman" w:cs="Times New Roman"/>
-          <w:bCs/>
-          <w:sz w:val="24"/>
-          <w:szCs w:val="24"/>
-        </w:rPr>
-        <w:t xml:space="preserve"> Bệnh nhân phải nhịn ăn trước 6 tiếng khi tiến hành nội soi. Riêng đối với bệnh nhân làm Nội soi đại tràng phải uống thuốc sổ ruột sạch trước khi vào Nội soi, thời gian uống thuốc trung bình từ 2h – 3h (Tiếng). (Nếu có danh mục này)</w:t>
-      </w:r>
-    </w:p>
-    <w:p>
-      <w:pPr>
-        <w:shd w:val="clear" w:color="auto" w:fill="FFFFFF"/>
-        <w:spacing w:after="0" w:line="360" w:lineRule="auto"/>
-        <w:ind w:firstLine="720"/>
-        <w:jc w:val="both"/>
-        <w:rPr>
-          <w:rFonts w:ascii="Times New Roman" w:eastAsia="Times New Roman" w:hAnsi="Times New Roman" w:cs="Times New Roman"/>
-          <w:bCs/>
-          <w:sz w:val="24"/>
-          <w:szCs w:val="24"/>
-        </w:rPr>
-      </w:pPr>
-      <w:r>
-        <w:rPr>
-          <w:rFonts w:ascii="Times New Roman" w:eastAsia="Times New Roman" w:hAnsi="Times New Roman" w:cs="Times New Roman"/>
-          <w:b/>
-          <w:bCs/>
-          <w:sz w:val="24"/>
-          <w:szCs w:val="24"/>
-        </w:rPr>
-        <w:lastRenderedPageBreak/>
-        <w:t xml:space="preserve">5. </w:t>
-      </w:r>
-      <w:r>
-        <w:rPr>
-          <w:rFonts w:ascii="Times New Roman" w:eastAsia="Times New Roman" w:hAnsi="Times New Roman" w:cs="Times New Roman"/>
-          <w:b/>
-          <w:bCs/>
-          <w:sz w:val="24"/>
-          <w:szCs w:val="24"/>
-          <w:u w:val="single"/>
-        </w:rPr>
-        <w:t xml:space="preserve">Siêu âm đàn hồi mô gan: </w:t>
-      </w:r>
-      <w:r>
-        <w:rPr>
-          <w:rFonts w:ascii="Times New Roman" w:eastAsia="Times New Roman" w:hAnsi="Times New Roman" w:cs="Times New Roman"/>
-          <w:bCs/>
-          <w:sz w:val="24"/>
-          <w:szCs w:val="24"/>
-        </w:rPr>
-        <w:t>Bệnh nhân phải nhịn ăn trước 4-6 tiếng khi tiến hành dịch vụ.</w:t>
-      </w:r>
     </w:p>
     <w:p>
       <w:pPr>
@@ -1636,6 +1559,7 @@
           <w:sz w:val="24"/>
           <w:szCs w:val="24"/>
         </w:rPr>
+        <w:lastRenderedPageBreak/>
         <w:t>Để kết quả khám sức khỏe được chính xác kính đề nghị toàn bộ nhân viên</w:t>
       </w:r>
       <w:r>
@@ -2042,7 +1966,7 @@
                 <v:stroke joinstyle="miter"/>
                 <v:path gradientshapeok="t" o:connecttype="rect"/>
               </v:shapetype>
-              <v:shape id="Text Box 2" o:spid="_x0000_s1026" type="#_x0000_t202" style="position:absolute;margin-left:140.45pt;margin-top:.7pt;width:359.25pt;height:122pt;z-index:251659264;visibility:visible;mso-wrap-style:square;mso-width-percent:0;mso-height-percent:0;mso-wrap-distance-left:9pt;mso-wrap-distance-top:3.6pt;mso-wrap-distance-right:9pt;mso-wrap-distance-bottom:3.6pt;mso-position-horizontal:absolute;mso-position-horizontal-relative:margin;mso-position-vertical:absolute;mso-position-vertical-relative:text;mso-width-percent:0;mso-height-percent:0;mso-width-relative:margin;mso-height-relative:margin;v-text-anchor:top" o:gfxdata="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" filled="f" stroked="f">
+              <v:shape id="Text Box 2" o:spid="_x0000_s1026" type="#_x0000_t202" style="position:absolute;margin-left:140.45pt;margin-top:.7pt;width:359.25pt;height:122pt;z-index:251659264;visibility:visible;mso-wrap-style:square;mso-width-percent:0;mso-height-percent:0;mso-wrap-distance-left:9pt;mso-wrap-distance-top:3.6pt;mso-wrap-distance-right:9pt;mso-wrap-distance-bottom:3.6pt;mso-position-horizontal:absolute;mso-position-horizontal-relative:margin;mso-position-vertical:absolute;mso-position-vertical-relative:text;mso-width-percent:0;mso-height-percent:0;mso-width-relative:margin;mso-height-relative:margin;v-text-anchor:top" o:gfxdata="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" filled="f" stroked="f">
                 <v:textbox>
                   <w:txbxContent>
                     <w:p>
@@ -2213,7 +2137,7 @@
 </file>
 
 <file path=word/endnotes.xml><?xml version="1.0" encoding="utf-8"?>
-<w:endnotes xmlns:wpc="http://schemas.microsoft.com/office/word/2010/wordprocessingCanvas" xmlns:cx="http://schemas.microsoft.com/office/drawing/2014/chartex" xmlns:cx1="http://schemas.microsoft.com/office/drawing/2015/9/8/chartex" xmlns:cx2="http://schemas.microsoft.com/office/drawing/2015/10/21/chartex" xmlns:cx3="http://schemas.microsoft.com/office/drawing/2016/5/9/chartex" xmlns:cx4="http://schemas.microsoft.com/office/drawing/2016/5/10/chartex" xmlns:cx5="http://schemas.microsoft.com/office/drawing/2016/5/11/chartex" xmlns:cx6="http://schemas.microsoft.com/office/drawing/2016/5/12/chartex" xmlns:cx7="http://schemas.microsoft.com/office/drawing/2016/5/13/chartex" xmlns:cx8="http://schemas.microsoft.com/office/drawing/2016/5/14/chartex" xmlns:mc="http://schemas.openxmlformats.org/markup-compatibility/2006" xmlns:aink="http://schemas.microsoft.com/office/drawing/2016/ink" xmlns:am3d="http://schemas.microsoft.com/office/drawing/2017/model3d" xmlns:o="urn:schemas-microsoft-com:office:office" xmlns:oel="http://schemas.microsoft.com/office/2019/extlst" xmlns:r="http://schemas.openxmlformats.org/officeDocument/2006/relationships" xmlns:m="http://schemas.openxmlformats.org/officeDocument/2006/math" xmlns:v="urn:schemas-microsoft-com:vml" xmlns:wp14="http://schemas.microsoft.com/office/word/2010/wordprocessingDrawing" xmlns:wp="http://schemas.openxmlformats.org/drawingml/2006/wordprocessingDrawing" xmlns:w10="urn:schemas-microsoft-com:office:word" xmlns:w="http://schemas.openxmlformats.org/wordprocessingml/2006/main" xmlns:w14="http://schemas.microsoft.com/office/word/2010/wordml" xmlns:w15="http://schemas.microsoft.com/office/word/2012/wordml" xmlns:w16cex="http://schemas.microsoft.com/office/word/2018/wordml/cex" xmlns:w16cid="http://schemas.microsoft.com/office/word/2016/wordml/cid" xmlns:w16="http://schemas.microsoft.com/office/word/2018/wordml" xmlns:w16du="http://schemas.microsoft.com/office/word/2023/wordml/word16du" xmlns:w16sdtdh="http://schemas.microsoft.com/office/word/2020/wordml/sdtdatahash" xmlns:w16se="http://schemas.microsoft.com/office/word/2015/wordml/symex" xmlns:wpg="http://schemas.microsoft.com/office/word/2010/wordprocessingGroup" xmlns:wpi="http://schemas.microsoft.com/office/word/2010/wordprocessingInk" xmlns:wne="http://schemas.microsoft.com/office/word/2006/wordml" xmlns:wps="http://schemas.microsoft.com/office/word/2010/wordprocessingShape" mc:Ignorable="w14 w15 w16se w16cid w16 w16cex w16sdtdh w16du wp14">
+<w:endnotes xmlns:wpc="http://schemas.microsoft.com/office/word/2010/wordprocessingCanvas" xmlns:cx="http://schemas.microsoft.com/office/drawing/2014/chartex" xmlns:cx1="http://schemas.microsoft.com/office/drawing/2015/9/8/chartex" xmlns:cx2="http://schemas.microsoft.com/office/drawing/2015/10/21/chartex" xmlns:cx3="http://schemas.microsoft.com/office/drawing/2016/5/9/chartex" xmlns:cx4="http://schemas.microsoft.com/office/drawing/2016/5/10/chartex" xmlns:cx5="http://schemas.microsoft.com/office/drawing/2016/5/11/chartex" xmlns:cx6="http://schemas.microsoft.com/office/drawing/2016/5/12/chartex" xmlns:cx7="http://schemas.microsoft.com/office/drawing/2016/5/13/chartex" xmlns:cx8="http://schemas.microsoft.com/office/drawing/2016/5/14/chartex" xmlns:mc="http://schemas.openxmlformats.org/markup-compatibility/2006" xmlns:aink="http://schemas.microsoft.com/office/drawing/2016/ink" xmlns:am3d="http://schemas.microsoft.com/office/drawing/2017/model3d" xmlns:o="urn:schemas-microsoft-com:office:office" xmlns:r="http://schemas.openxmlformats.org/officeDocument/2006/relationships" xmlns:m="http://schemas.openxmlformats.org/officeDocument/2006/math" xmlns:v="urn:schemas-microsoft-com:vml" xmlns:wp14="http://schemas.microsoft.com/office/word/2010/wordprocessingDrawing" xmlns:wp="http://schemas.openxmlformats.org/drawingml/2006/wordprocessingDrawing" xmlns:w10="urn:schemas-microsoft-com:office:word" xmlns:w="http://schemas.openxmlformats.org/wordprocessingml/2006/main" xmlns:w14="http://schemas.microsoft.com/office/word/2010/wordml" xmlns:w15="http://schemas.microsoft.com/office/word/2012/wordml" xmlns:w16cex="http://schemas.microsoft.com/office/word/2018/wordml/cex" xmlns:w16cid="http://schemas.microsoft.com/office/word/2016/wordml/cid" xmlns:w16="http://schemas.microsoft.com/office/word/2018/wordml" xmlns:w16sdtdh="http://schemas.microsoft.com/office/word/2020/wordml/sdtdatahash" xmlns:w16se="http://schemas.microsoft.com/office/word/2015/wordml/symex" xmlns:wpg="http://schemas.microsoft.com/office/word/2010/wordprocessingGroup" xmlns:wpi="http://schemas.microsoft.com/office/word/2010/wordprocessingInk" xmlns:wne="http://schemas.microsoft.com/office/word/2006/wordml" xmlns:wps="http://schemas.microsoft.com/office/word/2010/wordprocessingShape" mc:Ignorable="w14 w15 w16se w16cid w16 w16cex w16sdtdh wp14">
   <w:endnote w:type="separator" w:id="-1">
     <w:p>
       <w:pPr>
@@ -2238,7 +2162,7 @@
 </file>
 
 <file path=word/footer1.xml><?xml version="1.0" encoding="utf-8"?>
-<w:ftr xmlns:wpc="http://schemas.microsoft.com/office/word/2010/wordprocessingCanvas" xmlns:cx="http://schemas.microsoft.com/office/drawing/2014/chartex" xmlns:cx1="http://schemas.microsoft.com/office/drawing/2015/9/8/chartex" xmlns:cx2="http://schemas.microsoft.com/office/drawing/2015/10/21/chartex" xmlns:cx3="http://schemas.microsoft.com/office/drawing/2016/5/9/chartex" xmlns:cx4="http://schemas.microsoft.com/office/drawing/2016/5/10/chartex" xmlns:cx5="http://schemas.microsoft.com/office/drawing/2016/5/11/chartex" xmlns:cx6="http://schemas.microsoft.com/office/drawing/2016/5/12/chartex" xmlns:cx7="http://schemas.microsoft.com/office/drawing/2016/5/13/chartex" xmlns:cx8="http://schemas.microsoft.com/office/drawing/2016/5/14/chartex" xmlns:mc="http://schemas.openxmlformats.org/markup-compatibility/2006" xmlns:aink="http://schemas.microsoft.com/office/drawing/2016/ink" xmlns:am3d="http://schemas.microsoft.com/office/drawing/2017/model3d" xmlns:o="urn:schemas-microsoft-com:office:office" xmlns:oel="http://schemas.microsoft.com/office/2019/extlst" xmlns:r="http://schemas.openxmlformats.org/officeDocument/2006/relationships" xmlns:m="http://schemas.openxmlformats.org/officeDocument/2006/math" xmlns:v="urn:schemas-microsoft-com:vml" xmlns:wp14="http://schemas.microsoft.com/office/word/2010/wordprocessingDrawing" xmlns:wp="http://schemas.openxmlformats.org/drawingml/2006/wordprocessingDrawing" xmlns:w10="urn:schemas-microsoft-com:office:word" xmlns:w="http://schemas.openxmlformats.org/wordprocessingml/2006/main" xmlns:w14="http://schemas.microsoft.com/office/word/2010/wordml" xmlns:w15="http://schemas.microsoft.com/office/word/2012/wordml" xmlns:w16cex="http://schemas.microsoft.com/office/word/2018/wordml/cex" xmlns:w16cid="http://schemas.microsoft.com/office/word/2016/wordml/cid" xmlns:w16="http://schemas.microsoft.com/office/word/2018/wordml" xmlns:w16du="http://schemas.microsoft.com/office/word/2023/wordml/word16du" xmlns:w16sdtdh="http://schemas.microsoft.com/office/word/2020/wordml/sdtdatahash" xmlns:w16se="http://schemas.microsoft.com/office/word/2015/wordml/symex" xmlns:wpg="http://schemas.microsoft.com/office/word/2010/wordprocessingGroup" xmlns:wpi="http://schemas.microsoft.com/office/word/2010/wordprocessingInk" xmlns:wne="http://schemas.microsoft.com/office/word/2006/wordml" xmlns:wps="http://schemas.microsoft.com/office/word/2010/wordprocessingShape" mc:Ignorable="w14 w15 w16se w16cid w16 w16cex w16sdtdh w16du wp14">
+<w:ftr xmlns:wpc="http://schemas.microsoft.com/office/word/2010/wordprocessingCanvas" xmlns:cx="http://schemas.microsoft.com/office/drawing/2014/chartex" xmlns:cx1="http://schemas.microsoft.com/office/drawing/2015/9/8/chartex" xmlns:cx2="http://schemas.microsoft.com/office/drawing/2015/10/21/chartex" xmlns:cx3="http://schemas.microsoft.com/office/drawing/2016/5/9/chartex" xmlns:cx4="http://schemas.microsoft.com/office/drawing/2016/5/10/chartex" xmlns:cx5="http://schemas.microsoft.com/office/drawing/2016/5/11/chartex" xmlns:cx6="http://schemas.microsoft.com/office/drawing/2016/5/12/chartex" xmlns:cx7="http://schemas.microsoft.com/office/drawing/2016/5/13/chartex" xmlns:cx8="http://schemas.microsoft.com/office/drawing/2016/5/14/chartex" xmlns:mc="http://schemas.openxmlformats.org/markup-compatibility/2006" xmlns:aink="http://schemas.microsoft.com/office/drawing/2016/ink" xmlns:am3d="http://schemas.microsoft.com/office/drawing/2017/model3d" xmlns:o="urn:schemas-microsoft-com:office:office" xmlns:r="http://schemas.openxmlformats.org/officeDocument/2006/relationships" xmlns:m="http://schemas.openxmlformats.org/officeDocument/2006/math" xmlns:v="urn:schemas-microsoft-com:vml" xmlns:wp14="http://schemas.microsoft.com/office/word/2010/wordprocessingDrawing" xmlns:wp="http://schemas.openxmlformats.org/drawingml/2006/wordprocessingDrawing" xmlns:w10="urn:schemas-microsoft-com:office:word" xmlns:w="http://schemas.openxmlformats.org/wordprocessingml/2006/main" xmlns:w14="http://schemas.microsoft.com/office/word/2010/wordml" xmlns:w15="http://schemas.microsoft.com/office/word/2012/wordml" xmlns:w16cex="http://schemas.microsoft.com/office/word/2018/wordml/cex" xmlns:w16cid="http://schemas.microsoft.com/office/word/2016/wordml/cid" xmlns:w16="http://schemas.microsoft.com/office/word/2018/wordml" xmlns:w16sdtdh="http://schemas.microsoft.com/office/word/2020/wordml/sdtdatahash" xmlns:w16se="http://schemas.microsoft.com/office/word/2015/wordml/symex" xmlns:wpg="http://schemas.microsoft.com/office/word/2010/wordprocessingGroup" xmlns:wpi="http://schemas.microsoft.com/office/word/2010/wordprocessingInk" xmlns:wne="http://schemas.microsoft.com/office/word/2006/wordml" xmlns:wps="http://schemas.microsoft.com/office/word/2010/wordprocessingShape" mc:Ignorable="w14 w15 w16se w16cid w16 w16cex w16sdtdh wp14">
   <w:p>
     <w:pPr>
       <w:pStyle w:val="Footer"/>
@@ -2248,7 +2172,7 @@
 </file>
 
 <file path=word/footer2.xml><?xml version="1.0" encoding="utf-8"?>
-<w:ftr xmlns:wpc="http://schemas.microsoft.com/office/word/2010/wordprocessingCanvas" xmlns:cx="http://schemas.microsoft.com/office/drawing/2014/chartex" xmlns:cx1="http://schemas.microsoft.com/office/drawing/2015/9/8/chartex" xmlns:cx2="http://schemas.microsoft.com/office/drawing/2015/10/21/chartex" xmlns:cx3="http://schemas.microsoft.com/office/drawing/2016/5/9/chartex" xmlns:cx4="http://schemas.microsoft.com/office/drawing/2016/5/10/chartex" xmlns:cx5="http://schemas.microsoft.com/office/drawing/2016/5/11/chartex" xmlns:cx6="http://schemas.microsoft.com/office/drawing/2016/5/12/chartex" xmlns:cx7="http://schemas.microsoft.com/office/drawing/2016/5/13/chartex" xmlns:cx8="http://schemas.microsoft.com/office/drawing/2016/5/14/chartex" xmlns:mc="http://schemas.openxmlformats.org/markup-compatibility/2006" xmlns:aink="http://schemas.microsoft.com/office/drawing/2016/ink" xmlns:am3d="http://schemas.microsoft.com/office/drawing/2017/model3d" xmlns:o="urn:schemas-microsoft-com:office:office" xmlns:oel="http://schemas.microsoft.com/office/2019/extlst" xmlns:r="http://schemas.openxmlformats.org/officeDocument/2006/relationships" xmlns:m="http://schemas.openxmlformats.org/officeDocument/2006/math" xmlns:v="urn:schemas-microsoft-com:vml" xmlns:wp14="http://schemas.microsoft.com/office/word/2010/wordprocessingDrawing" xmlns:wp="http://schemas.openxmlformats.org/drawingml/2006/wordprocessingDrawing" xmlns:w10="urn:schemas-microsoft-com:office:word" xmlns:w="http://schemas.openxmlformats.org/wordprocessingml/2006/main" xmlns:w14="http://schemas.microsoft.com/office/word/2010/wordml" xmlns:w15="http://schemas.microsoft.com/office/word/2012/wordml" xmlns:w16cex="http://schemas.microsoft.com/office/word/2018/wordml/cex" xmlns:w16cid="http://schemas.microsoft.com/office/word/2016/wordml/cid" xmlns:w16="http://schemas.microsoft.com/office/word/2018/wordml" xmlns:w16du="http://schemas.microsoft.com/office/word/2023/wordml/word16du" xmlns:w16sdtdh="http://schemas.microsoft.com/office/word/2020/wordml/sdtdatahash" xmlns:w16se="http://schemas.microsoft.com/office/word/2015/wordml/symex" xmlns:wpg="http://schemas.microsoft.com/office/word/2010/wordprocessingGroup" xmlns:wpi="http://schemas.microsoft.com/office/word/2010/wordprocessingInk" xmlns:wne="http://schemas.microsoft.com/office/word/2006/wordml" xmlns:wps="http://schemas.microsoft.com/office/word/2010/wordprocessingShape" mc:Ignorable="w14 w15 w16se w16cid w16 w16cex w16sdtdh w16du wp14">
+<w:ftr xmlns:wpc="http://schemas.microsoft.com/office/word/2010/wordprocessingCanvas" xmlns:cx="http://schemas.microsoft.com/office/drawing/2014/chartex" xmlns:cx1="http://schemas.microsoft.com/office/drawing/2015/9/8/chartex" xmlns:cx2="http://schemas.microsoft.com/office/drawing/2015/10/21/chartex" xmlns:cx3="http://schemas.microsoft.com/office/drawing/2016/5/9/chartex" xmlns:cx4="http://schemas.microsoft.com/office/drawing/2016/5/10/chartex" xmlns:cx5="http://schemas.microsoft.com/office/drawing/2016/5/11/chartex" xmlns:cx6="http://schemas.microsoft.com/office/drawing/2016/5/12/chartex" xmlns:cx7="http://schemas.microsoft.com/office/drawing/2016/5/13/chartex" xmlns:cx8="http://schemas.microsoft.com/office/drawing/2016/5/14/chartex" xmlns:mc="http://schemas.openxmlformats.org/markup-compatibility/2006" xmlns:aink="http://schemas.microsoft.com/office/drawing/2016/ink" xmlns:am3d="http://schemas.microsoft.com/office/drawing/2017/model3d" xmlns:o="urn:schemas-microsoft-com:office:office" xmlns:r="http://schemas.openxmlformats.org/officeDocument/2006/relationships" xmlns:m="http://schemas.openxmlformats.org/officeDocument/2006/math" xmlns:v="urn:schemas-microsoft-com:vml" xmlns:wp14="http://schemas.microsoft.com/office/word/2010/wordprocessingDrawing" xmlns:wp="http://schemas.openxmlformats.org/drawingml/2006/wordprocessingDrawing" xmlns:w10="urn:schemas-microsoft-com:office:word" xmlns:w="http://schemas.openxmlformats.org/wordprocessingml/2006/main" xmlns:w14="http://schemas.microsoft.com/office/word/2010/wordml" xmlns:w15="http://schemas.microsoft.com/office/word/2012/wordml" xmlns:w16cex="http://schemas.microsoft.com/office/word/2018/wordml/cex" xmlns:w16cid="http://schemas.microsoft.com/office/word/2016/wordml/cid" xmlns:w16="http://schemas.microsoft.com/office/word/2018/wordml" xmlns:w16sdtdh="http://schemas.microsoft.com/office/word/2020/wordml/sdtdatahash" xmlns:w16se="http://schemas.microsoft.com/office/word/2015/wordml/symex" xmlns:wpg="http://schemas.microsoft.com/office/word/2010/wordprocessingGroup" xmlns:wpi="http://schemas.microsoft.com/office/word/2010/wordprocessingInk" xmlns:wne="http://schemas.microsoft.com/office/word/2006/wordml" xmlns:wps="http://schemas.microsoft.com/office/word/2010/wordprocessingShape" mc:Ignorable="w14 w15 w16se w16cid w16 w16cex w16sdtdh wp14">
   <w:p>
     <w:pPr>
       <w:pStyle w:val="Footer"/>
@@ -2321,7 +2245,7 @@
 </file>
 
 <file path=word/footer3.xml><?xml version="1.0" encoding="utf-8"?>
-<w:ftr xmlns:wpc="http://schemas.microsoft.com/office/word/2010/wordprocessingCanvas" xmlns:cx="http://schemas.microsoft.com/office/drawing/2014/chartex" xmlns:cx1="http://schemas.microsoft.com/office/drawing/2015/9/8/chartex" xmlns:cx2="http://schemas.microsoft.com/office/drawing/2015/10/21/chartex" xmlns:cx3="http://schemas.microsoft.com/office/drawing/2016/5/9/chartex" xmlns:cx4="http://schemas.microsoft.com/office/drawing/2016/5/10/chartex" xmlns:cx5="http://schemas.microsoft.com/office/drawing/2016/5/11/chartex" xmlns:cx6="http://schemas.microsoft.com/office/drawing/2016/5/12/chartex" xmlns:cx7="http://schemas.microsoft.com/office/drawing/2016/5/13/chartex" xmlns:cx8="http://schemas.microsoft.com/office/drawing/2016/5/14/chartex" xmlns:mc="http://schemas.openxmlformats.org/markup-compatibility/2006" xmlns:aink="http://schemas.microsoft.com/office/drawing/2016/ink" xmlns:am3d="http://schemas.microsoft.com/office/drawing/2017/model3d" xmlns:o="urn:schemas-microsoft-com:office:office" xmlns:oel="http://schemas.microsoft.com/office/2019/extlst" xmlns:r="http://schemas.openxmlformats.org/officeDocument/2006/relationships" xmlns:m="http://schemas.openxmlformats.org/officeDocument/2006/math" xmlns:v="urn:schemas-microsoft-com:vml" xmlns:wp14="http://schemas.microsoft.com/office/word/2010/wordprocessingDrawing" xmlns:wp="http://schemas.openxmlformats.org/drawingml/2006/wordprocessingDrawing" xmlns:w10="urn:schemas-microsoft-com:office:word" xmlns:w="http://schemas.openxmlformats.org/wordprocessingml/2006/main" xmlns:w14="http://schemas.microsoft.com/office/word/2010/wordml" xmlns:w15="http://schemas.microsoft.com/office/word/2012/wordml" xmlns:w16cex="http://schemas.microsoft.com/office/word/2018/wordml/cex" xmlns:w16cid="http://schemas.microsoft.com/office/word/2016/wordml/cid" xmlns:w16="http://schemas.microsoft.com/office/word/2018/wordml" xmlns:w16du="http://schemas.microsoft.com/office/word/2023/wordml/word16du" xmlns:w16sdtdh="http://schemas.microsoft.com/office/word/2020/wordml/sdtdatahash" xmlns:w16se="http://schemas.microsoft.com/office/word/2015/wordml/symex" xmlns:wpg="http://schemas.microsoft.com/office/word/2010/wordprocessingGroup" xmlns:wpi="http://schemas.microsoft.com/office/word/2010/wordprocessingInk" xmlns:wne="http://schemas.microsoft.com/office/word/2006/wordml" xmlns:wps="http://schemas.microsoft.com/office/word/2010/wordprocessingShape" mc:Ignorable="w14 w15 w16se w16cid w16 w16cex w16sdtdh w16du wp14">
+<w:ftr xmlns:wpc="http://schemas.microsoft.com/office/word/2010/wordprocessingCanvas" xmlns:cx="http://schemas.microsoft.com/office/drawing/2014/chartex" xmlns:cx1="http://schemas.microsoft.com/office/drawing/2015/9/8/chartex" xmlns:cx2="http://schemas.microsoft.com/office/drawing/2015/10/21/chartex" xmlns:cx3="http://schemas.microsoft.com/office/drawing/2016/5/9/chartex" xmlns:cx4="http://schemas.microsoft.com/office/drawing/2016/5/10/chartex" xmlns:cx5="http://schemas.microsoft.com/office/drawing/2016/5/11/chartex" xmlns:cx6="http://schemas.microsoft.com/office/drawing/2016/5/12/chartex" xmlns:cx7="http://schemas.microsoft.com/office/drawing/2016/5/13/chartex" xmlns:cx8="http://schemas.microsoft.com/office/drawing/2016/5/14/chartex" xmlns:mc="http://schemas.openxmlformats.org/markup-compatibility/2006" xmlns:aink="http://schemas.microsoft.com/office/drawing/2016/ink" xmlns:am3d="http://schemas.microsoft.com/office/drawing/2017/model3d" xmlns:o="urn:schemas-microsoft-com:office:office" xmlns:r="http://schemas.openxmlformats.org/officeDocument/2006/relationships" xmlns:m="http://schemas.openxmlformats.org/officeDocument/2006/math" xmlns:v="urn:schemas-microsoft-com:vml" xmlns:wp14="http://schemas.microsoft.com/office/word/2010/wordprocessingDrawing" xmlns:wp="http://schemas.openxmlformats.org/drawingml/2006/wordprocessingDrawing" xmlns:w10="urn:schemas-microsoft-com:office:word" xmlns:w="http://schemas.openxmlformats.org/wordprocessingml/2006/main" xmlns:w14="http://schemas.microsoft.com/office/word/2010/wordml" xmlns:w15="http://schemas.microsoft.com/office/word/2012/wordml" xmlns:w16cex="http://schemas.microsoft.com/office/word/2018/wordml/cex" xmlns:w16cid="http://schemas.microsoft.com/office/word/2016/wordml/cid" xmlns:w16="http://schemas.microsoft.com/office/word/2018/wordml" xmlns:w16sdtdh="http://schemas.microsoft.com/office/word/2020/wordml/sdtdatahash" xmlns:w16se="http://schemas.microsoft.com/office/word/2015/wordml/symex" xmlns:wpg="http://schemas.microsoft.com/office/word/2010/wordprocessingGroup" xmlns:wpi="http://schemas.microsoft.com/office/word/2010/wordprocessingInk" xmlns:wne="http://schemas.microsoft.com/office/word/2006/wordml" xmlns:wps="http://schemas.microsoft.com/office/word/2010/wordprocessingShape" mc:Ignorable="w14 w15 w16se w16cid w16 w16cex w16sdtdh wp14">
   <w:p>
     <w:pPr>
       <w:pStyle w:val="Footer"/>
@@ -2331,7 +2255,7 @@
 </file>
 
 <file path=word/footnotes.xml><?xml version="1.0" encoding="utf-8"?>
-<w:footnotes xmlns:wpc="http://schemas.microsoft.com/office/word/2010/wordprocessingCanvas" xmlns:cx="http://schemas.microsoft.com/office/drawing/2014/chartex" xmlns:cx1="http://schemas.microsoft.com/office/drawing/2015/9/8/chartex" xmlns:cx2="http://schemas.microsoft.com/office/drawing/2015/10/21/chartex" xmlns:cx3="http://schemas.microsoft.com/office/drawing/2016/5/9/chartex" xmlns:cx4="http://schemas.microsoft.com/office/drawing/2016/5/10/chartex" xmlns:cx5="http://schemas.microsoft.com/office/drawing/2016/5/11/chartex" xmlns:cx6="http://schemas.microsoft.com/office/drawing/2016/5/12/chartex" xmlns:cx7="http://schemas.microsoft.com/office/drawing/2016/5/13/chartex" xmlns:cx8="http://schemas.microsoft.com/office/drawing/2016/5/14/chartex" xmlns:mc="http://schemas.openxmlformats.org/markup-compatibility/2006" xmlns:aink="http://schemas.microsoft.com/office/drawing/2016/ink" xmlns:am3d="http://schemas.microsoft.com/office/drawing/2017/model3d" xmlns:o="urn:schemas-microsoft-com:office:office" xmlns:oel="http://schemas.microsoft.com/office/2019/extlst" xmlns:r="http://schemas.openxmlformats.org/officeDocument/2006/relationships" xmlns:m="http://schemas.openxmlformats.org/officeDocument/2006/math" xmlns:v="urn:schemas-microsoft-com:vml" xmlns:wp14="http://schemas.microsoft.com/office/word/2010/wordprocessingDrawing" xmlns:wp="http://schemas.openxmlformats.org/drawingml/2006/wordprocessingDrawing" xmlns:w10="urn:schemas-microsoft-com:office:word" xmlns:w="http://schemas.openxmlformats.org/wordprocessingml/2006/main" xmlns:w14="http://schemas.microsoft.com/office/word/2010/wordml" xmlns:w15="http://schemas.microsoft.com/office/word/2012/wordml" xmlns:w16cex="http://schemas.microsoft.com/office/word/2018/wordml/cex" xmlns:w16cid="http://schemas.microsoft.com/office/word/2016/wordml/cid" xmlns:w16="http://schemas.microsoft.com/office/word/2018/wordml" xmlns:w16du="http://schemas.microsoft.com/office/word/2023/wordml/word16du" xmlns:w16sdtdh="http://schemas.microsoft.com/office/word/2020/wordml/sdtdatahash" xmlns:w16se="http://schemas.microsoft.com/office/word/2015/wordml/symex" xmlns:wpg="http://schemas.microsoft.com/office/word/2010/wordprocessingGroup" xmlns:wpi="http://schemas.microsoft.com/office/word/2010/wordprocessingInk" xmlns:wne="http://schemas.microsoft.com/office/word/2006/wordml" xmlns:wps="http://schemas.microsoft.com/office/word/2010/wordprocessingShape" mc:Ignorable="w14 w15 w16se w16cid w16 w16cex w16sdtdh w16du wp14">
+<w:footnotes xmlns:wpc="http://schemas.microsoft.com/office/word/2010/wordprocessingCanvas" xmlns:cx="http://schemas.microsoft.com/office/drawing/2014/chartex" xmlns:cx1="http://schemas.microsoft.com/office/drawing/2015/9/8/chartex" xmlns:cx2="http://schemas.microsoft.com/office/drawing/2015/10/21/chartex" xmlns:cx3="http://schemas.microsoft.com/office/drawing/2016/5/9/chartex" xmlns:cx4="http://schemas.microsoft.com/office/drawing/2016/5/10/chartex" xmlns:cx5="http://schemas.microsoft.com/office/drawing/2016/5/11/chartex" xmlns:cx6="http://schemas.microsoft.com/office/drawing/2016/5/12/chartex" xmlns:cx7="http://schemas.microsoft.com/office/drawing/2016/5/13/chartex" xmlns:cx8="http://schemas.microsoft.com/office/drawing/2016/5/14/chartex" xmlns:mc="http://schemas.openxmlformats.org/markup-compatibility/2006" xmlns:aink="http://schemas.microsoft.com/office/drawing/2016/ink" xmlns:am3d="http://schemas.microsoft.com/office/drawing/2017/model3d" xmlns:o="urn:schemas-microsoft-com:office:office" xmlns:r="http://schemas.openxmlformats.org/officeDocument/2006/relationships" xmlns:m="http://schemas.openxmlformats.org/officeDocument/2006/math" xmlns:v="urn:schemas-microsoft-com:vml" xmlns:wp14="http://schemas.microsoft.com/office/word/2010/wordprocessingDrawing" xmlns:wp="http://schemas.openxmlformats.org/drawingml/2006/wordprocessingDrawing" xmlns:w10="urn:schemas-microsoft-com:office:word" xmlns:w="http://schemas.openxmlformats.org/wordprocessingml/2006/main" xmlns:w14="http://schemas.microsoft.com/office/word/2010/wordml" xmlns:w15="http://schemas.microsoft.com/office/word/2012/wordml" xmlns:w16cex="http://schemas.microsoft.com/office/word/2018/wordml/cex" xmlns:w16cid="http://schemas.microsoft.com/office/word/2016/wordml/cid" xmlns:w16="http://schemas.microsoft.com/office/word/2018/wordml" xmlns:w16sdtdh="http://schemas.microsoft.com/office/word/2020/wordml/sdtdatahash" xmlns:w16se="http://schemas.microsoft.com/office/word/2015/wordml/symex" xmlns:wpg="http://schemas.microsoft.com/office/word/2010/wordprocessingGroup" xmlns:wpi="http://schemas.microsoft.com/office/word/2010/wordprocessingInk" xmlns:wne="http://schemas.microsoft.com/office/word/2006/wordml" xmlns:wps="http://schemas.microsoft.com/office/word/2010/wordprocessingShape" mc:Ignorable="w14 w15 w16se w16cid w16 w16cex w16sdtdh wp14">
   <w:footnote w:type="separator" w:id="-1">
     <w:p>
       <w:pPr>
@@ -2356,7 +2280,7 @@
 </file>
 
 <file path=word/header1.xml><?xml version="1.0" encoding="utf-8"?>
-<w:hdr xmlns:wpc="http://schemas.microsoft.com/office/word/2010/wordprocessingCanvas" xmlns:cx="http://schemas.microsoft.com/office/drawing/2014/chartex" xmlns:cx1="http://schemas.microsoft.com/office/drawing/2015/9/8/chartex" xmlns:cx2="http://schemas.microsoft.com/office/drawing/2015/10/21/chartex" xmlns:cx3="http://schemas.microsoft.com/office/drawing/2016/5/9/chartex" xmlns:cx4="http://schemas.microsoft.com/office/drawing/2016/5/10/chartex" xmlns:cx5="http://schemas.microsoft.com/office/drawing/2016/5/11/chartex" xmlns:cx6="http://schemas.microsoft.com/office/drawing/2016/5/12/chartex" xmlns:cx7="http://schemas.microsoft.com/office/drawing/2016/5/13/chartex" xmlns:cx8="http://schemas.microsoft.com/office/drawing/2016/5/14/chartex" xmlns:mc="http://schemas.openxmlformats.org/markup-compatibility/2006" xmlns:aink="http://schemas.microsoft.com/office/drawing/2016/ink" xmlns:am3d="http://schemas.microsoft.com/office/drawing/2017/model3d" xmlns:o="urn:schemas-microsoft-com:office:office" xmlns:oel="http://schemas.microsoft.com/office/2019/extlst" xmlns:r="http://schemas.openxmlformats.org/officeDocument/2006/relationships" xmlns:m="http://schemas.openxmlformats.org/officeDocument/2006/math" xmlns:v="urn:schemas-microsoft-com:vml" xmlns:wp14="http://schemas.microsoft.com/office/word/2010/wordprocessingDrawing" xmlns:wp="http://schemas.openxmlformats.org/drawingml/2006/wordprocessingDrawing" xmlns:w10="urn:schemas-microsoft-com:office:word" xmlns:w="http://schemas.openxmlformats.org/wordprocessingml/2006/main" xmlns:w14="http://schemas.microsoft.com/office/word/2010/wordml" xmlns:w15="http://schemas.microsoft.com/office/word/2012/wordml" xmlns:w16cex="http://schemas.microsoft.com/office/word/2018/wordml/cex" xmlns:w16cid="http://schemas.microsoft.com/office/word/2016/wordml/cid" xmlns:w16="http://schemas.microsoft.com/office/word/2018/wordml" xmlns:w16du="http://schemas.microsoft.com/office/word/2023/wordml/word16du" xmlns:w16sdtdh="http://schemas.microsoft.com/office/word/2020/wordml/sdtdatahash" xmlns:w16se="http://schemas.microsoft.com/office/word/2015/wordml/symex" xmlns:wpg="http://schemas.microsoft.com/office/word/2010/wordprocessingGroup" xmlns:wpi="http://schemas.microsoft.com/office/word/2010/wordprocessingInk" xmlns:wne="http://schemas.microsoft.com/office/word/2006/wordml" xmlns:wps="http://schemas.microsoft.com/office/word/2010/wordprocessingShape" mc:Ignorable="w14 w15 w16se w16cid w16 w16cex w16sdtdh w16du wp14">
+<w:hdr xmlns:wpc="http://schemas.microsoft.com/office/word/2010/wordprocessingCanvas" xmlns:cx="http://schemas.microsoft.com/office/drawing/2014/chartex" xmlns:cx1="http://schemas.microsoft.com/office/drawing/2015/9/8/chartex" xmlns:cx2="http://schemas.microsoft.com/office/drawing/2015/10/21/chartex" xmlns:cx3="http://schemas.microsoft.com/office/drawing/2016/5/9/chartex" xmlns:cx4="http://schemas.microsoft.com/office/drawing/2016/5/10/chartex" xmlns:cx5="http://schemas.microsoft.com/office/drawing/2016/5/11/chartex" xmlns:cx6="http://schemas.microsoft.com/office/drawing/2016/5/12/chartex" xmlns:cx7="http://schemas.microsoft.com/office/drawing/2016/5/13/chartex" xmlns:cx8="http://schemas.microsoft.com/office/drawing/2016/5/14/chartex" xmlns:mc="http://schemas.openxmlformats.org/markup-compatibility/2006" xmlns:aink="http://schemas.microsoft.com/office/drawing/2016/ink" xmlns:am3d="http://schemas.microsoft.com/office/drawing/2017/model3d" xmlns:o="urn:schemas-microsoft-com:office:office" xmlns:r="http://schemas.openxmlformats.org/officeDocument/2006/relationships" xmlns:m="http://schemas.openxmlformats.org/officeDocument/2006/math" xmlns:v="urn:schemas-microsoft-com:vml" xmlns:wp14="http://schemas.microsoft.com/office/word/2010/wordprocessingDrawing" xmlns:wp="http://schemas.openxmlformats.org/drawingml/2006/wordprocessingDrawing" xmlns:w10="urn:schemas-microsoft-com:office:word" xmlns:w="http://schemas.openxmlformats.org/wordprocessingml/2006/main" xmlns:w14="http://schemas.microsoft.com/office/word/2010/wordml" xmlns:w15="http://schemas.microsoft.com/office/word/2012/wordml" xmlns:w16cex="http://schemas.microsoft.com/office/word/2018/wordml/cex" xmlns:w16cid="http://schemas.microsoft.com/office/word/2016/wordml/cid" xmlns:w16="http://schemas.microsoft.com/office/word/2018/wordml" xmlns:w16sdtdh="http://schemas.microsoft.com/office/word/2020/wordml/sdtdatahash" xmlns:w16se="http://schemas.microsoft.com/office/word/2015/wordml/symex" xmlns:wpg="http://schemas.microsoft.com/office/word/2010/wordprocessingGroup" xmlns:wpi="http://schemas.microsoft.com/office/word/2010/wordprocessingInk" xmlns:wne="http://schemas.microsoft.com/office/word/2006/wordml" xmlns:wps="http://schemas.microsoft.com/office/word/2010/wordprocessingShape" mc:Ignorable="w14 w15 w16se w16cid w16 w16cex w16sdtdh wp14">
   <w:p>
     <w:pPr>
       <w:pStyle w:val="Header"/>
@@ -2366,7 +2290,7 @@
 </file>
 
 <file path=word/header2.xml><?xml version="1.0" encoding="utf-8"?>
-<w:hdr xmlns:wpc="http://schemas.microsoft.com/office/word/2010/wordprocessingCanvas" xmlns:cx="http://schemas.microsoft.com/office/drawing/2014/chartex" xmlns:cx1="http://schemas.microsoft.com/office/drawing/2015/9/8/chartex" xmlns:cx2="http://schemas.microsoft.com/office/drawing/2015/10/21/chartex" xmlns:cx3="http://schemas.microsoft.com/office/drawing/2016/5/9/chartex" xmlns:cx4="http://schemas.microsoft.com/office/drawing/2016/5/10/chartex" xmlns:cx5="http://schemas.microsoft.com/office/drawing/2016/5/11/chartex" xmlns:cx6="http://schemas.microsoft.com/office/drawing/2016/5/12/chartex" xmlns:cx7="http://schemas.microsoft.com/office/drawing/2016/5/13/chartex" xmlns:cx8="http://schemas.microsoft.com/office/drawing/2016/5/14/chartex" xmlns:mc="http://schemas.openxmlformats.org/markup-compatibility/2006" xmlns:aink="http://schemas.microsoft.com/office/drawing/2016/ink" xmlns:am3d="http://schemas.microsoft.com/office/drawing/2017/model3d" xmlns:o="urn:schemas-microsoft-com:office:office" xmlns:oel="http://schemas.microsoft.com/office/2019/extlst" xmlns:r="http://schemas.openxmlformats.org/officeDocument/2006/relationships" xmlns:m="http://schemas.openxmlformats.org/officeDocument/2006/math" xmlns:v="urn:schemas-microsoft-com:vml" xmlns:wp14="http://schemas.microsoft.com/office/word/2010/wordprocessingDrawing" xmlns:wp="http://schemas.openxmlformats.org/drawingml/2006/wordprocessingDrawing" xmlns:w10="urn:schemas-microsoft-com:office:word" xmlns:w="http://schemas.openxmlformats.org/wordprocessingml/2006/main" xmlns:w14="http://schemas.microsoft.com/office/word/2010/wordml" xmlns:w15="http://schemas.microsoft.com/office/word/2012/wordml" xmlns:w16cex="http://schemas.microsoft.com/office/word/2018/wordml/cex" xmlns:w16cid="http://schemas.microsoft.com/office/word/2016/wordml/cid" xmlns:w16="http://schemas.microsoft.com/office/word/2018/wordml" xmlns:w16du="http://schemas.microsoft.com/office/word/2023/wordml/word16du" xmlns:w16sdtdh="http://schemas.microsoft.com/office/word/2020/wordml/sdtdatahash" xmlns:w16se="http://schemas.microsoft.com/office/word/2015/wordml/symex" xmlns:wpg="http://schemas.microsoft.com/office/word/2010/wordprocessingGroup" xmlns:wpi="http://schemas.microsoft.com/office/word/2010/wordprocessingInk" xmlns:wne="http://schemas.microsoft.com/office/word/2006/wordml" xmlns:wps="http://schemas.microsoft.com/office/word/2010/wordprocessingShape" mc:Ignorable="w14 w15 w16se w16cid w16 w16cex w16sdtdh w16du wp14">
+<w:hdr xmlns:wpc="http://schemas.microsoft.com/office/word/2010/wordprocessingCanvas" xmlns:cx="http://schemas.microsoft.com/office/drawing/2014/chartex" xmlns:cx1="http://schemas.microsoft.com/office/drawing/2015/9/8/chartex" xmlns:cx2="http://schemas.microsoft.com/office/drawing/2015/10/21/chartex" xmlns:cx3="http://schemas.microsoft.com/office/drawing/2016/5/9/chartex" xmlns:cx4="http://schemas.microsoft.com/office/drawing/2016/5/10/chartex" xmlns:cx5="http://schemas.microsoft.com/office/drawing/2016/5/11/chartex" xmlns:cx6="http://schemas.microsoft.com/office/drawing/2016/5/12/chartex" xmlns:cx7="http://schemas.microsoft.com/office/drawing/2016/5/13/chartex" xmlns:cx8="http://schemas.microsoft.com/office/drawing/2016/5/14/chartex" xmlns:mc="http://schemas.openxmlformats.org/markup-compatibility/2006" xmlns:aink="http://schemas.microsoft.com/office/drawing/2016/ink" xmlns:am3d="http://schemas.microsoft.com/office/drawing/2017/model3d" xmlns:o="urn:schemas-microsoft-com:office:office" xmlns:r="http://schemas.openxmlformats.org/officeDocument/2006/relationships" xmlns:m="http://schemas.openxmlformats.org/officeDocument/2006/math" xmlns:v="urn:schemas-microsoft-com:vml" xmlns:wp14="http://schemas.microsoft.com/office/word/2010/wordprocessingDrawing" xmlns:wp="http://schemas.openxmlformats.org/drawingml/2006/wordprocessingDrawing" xmlns:w10="urn:schemas-microsoft-com:office:word" xmlns:w="http://schemas.openxmlformats.org/wordprocessingml/2006/main" xmlns:w14="http://schemas.microsoft.com/office/word/2010/wordml" xmlns:w15="http://schemas.microsoft.com/office/word/2012/wordml" xmlns:w16cex="http://schemas.microsoft.com/office/word/2018/wordml/cex" xmlns:w16cid="http://schemas.microsoft.com/office/word/2016/wordml/cid" xmlns:w16="http://schemas.microsoft.com/office/word/2018/wordml" xmlns:w16sdtdh="http://schemas.microsoft.com/office/word/2020/wordml/sdtdatahash" xmlns:w16se="http://schemas.microsoft.com/office/word/2015/wordml/symex" xmlns:wpg="http://schemas.microsoft.com/office/word/2010/wordprocessingGroup" xmlns:wpi="http://schemas.microsoft.com/office/word/2010/wordprocessingInk" xmlns:wne="http://schemas.microsoft.com/office/word/2006/wordml" xmlns:wps="http://schemas.microsoft.com/office/word/2010/wordprocessingShape" mc:Ignorable="w14 w15 w16se w16cid w16 w16cex w16sdtdh wp14">
   <w:p>
     <w:pPr>
       <w:pStyle w:val="Header"/>
@@ -2631,7 +2555,7 @@
               <v:stroke joinstyle="miter"/>
               <v:path gradientshapeok="t" o:connecttype="rect"/>
             </v:shapetype>
-            <v:shape id="_x0000_s1027" type="#_x0000_t202" style="position:absolute;margin-left:353.6pt;margin-top:-90.1pt;width:404.8pt;height:99.2pt;z-index:251659264;visibility:visible;mso-wrap-style:square;mso-width-percent:0;mso-height-percent:0;mso-wrap-distance-left:9pt;mso-wrap-distance-top:3.6pt;mso-wrap-distance-right:9pt;mso-wrap-distance-bottom:3.6pt;mso-position-horizontal:right;mso-position-horizontal-relative:page;mso-position-vertical:absolute;mso-position-vertical-relative:text;mso-width-percent:0;mso-height-percent:0;mso-width-relative:margin;mso-height-relative:margin;v-text-anchor:top" o:gfxdata="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" filled="f" stroked="f">
+            <v:shape id="_x0000_s1027" type="#_x0000_t202" style="position:absolute;margin-left:353.6pt;margin-top:-90.1pt;width:404.8pt;height:99.2pt;z-index:251659264;visibility:visible;mso-wrap-style:square;mso-width-percent:0;mso-height-percent:0;mso-wrap-distance-left:9pt;mso-wrap-distance-top:3.6pt;mso-wrap-distance-right:9pt;mso-wrap-distance-bottom:3.6pt;mso-position-horizontal:right;mso-position-horizontal-relative:page;mso-position-vertical:absolute;mso-position-vertical-relative:text;mso-width-percent:0;mso-height-percent:0;mso-width-relative:margin;mso-height-relative:margin;v-text-anchor:top" o:gfxdata="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" filled="f" stroked="f">
               <v:textbox>
                 <w:txbxContent>
                   <w:p>
@@ -2763,7 +2687,7 @@
 </file>
 
 <file path=word/header3.xml><?xml version="1.0" encoding="utf-8"?>
-<w:hdr xmlns:wpc="http://schemas.microsoft.com/office/word/2010/wordprocessingCanvas" xmlns:cx="http://schemas.microsoft.com/office/drawing/2014/chartex" xmlns:cx1="http://schemas.microsoft.com/office/drawing/2015/9/8/chartex" xmlns:cx2="http://schemas.microsoft.com/office/drawing/2015/10/21/chartex" xmlns:cx3="http://schemas.microsoft.com/office/drawing/2016/5/9/chartex" xmlns:cx4="http://schemas.microsoft.com/office/drawing/2016/5/10/chartex" xmlns:cx5="http://schemas.microsoft.com/office/drawing/2016/5/11/chartex" xmlns:cx6="http://schemas.microsoft.com/office/drawing/2016/5/12/chartex" xmlns:cx7="http://schemas.microsoft.com/office/drawing/2016/5/13/chartex" xmlns:cx8="http://schemas.microsoft.com/office/drawing/2016/5/14/chartex" xmlns:mc="http://schemas.openxmlformats.org/markup-compatibility/2006" xmlns:aink="http://schemas.microsoft.com/office/drawing/2016/ink" xmlns:am3d="http://schemas.microsoft.com/office/drawing/2017/model3d" xmlns:o="urn:schemas-microsoft-com:office:office" xmlns:oel="http://schemas.microsoft.com/office/2019/extlst" xmlns:r="http://schemas.openxmlformats.org/officeDocument/2006/relationships" xmlns:m="http://schemas.openxmlformats.org/officeDocument/2006/math" xmlns:v="urn:schemas-microsoft-com:vml" xmlns:wp14="http://schemas.microsoft.com/office/word/2010/wordprocessingDrawing" xmlns:wp="http://schemas.openxmlformats.org/drawingml/2006/wordprocessingDrawing" xmlns:w10="urn:schemas-microsoft-com:office:word" xmlns:w="http://schemas.openxmlformats.org/wordprocessingml/2006/main" xmlns:w14="http://schemas.microsoft.com/office/word/2010/wordml" xmlns:w15="http://schemas.microsoft.com/office/word/2012/wordml" xmlns:w16cex="http://schemas.microsoft.com/office/word/2018/wordml/cex" xmlns:w16cid="http://schemas.microsoft.com/office/word/2016/wordml/cid" xmlns:w16="http://schemas.microsoft.com/office/word/2018/wordml" xmlns:w16du="http://schemas.microsoft.com/office/word/2023/wordml/word16du" xmlns:w16sdtdh="http://schemas.microsoft.com/office/word/2020/wordml/sdtdatahash" xmlns:w16se="http://schemas.microsoft.com/office/word/2015/wordml/symex" xmlns:wpg="http://schemas.microsoft.com/office/word/2010/wordprocessingGroup" xmlns:wpi="http://schemas.microsoft.com/office/word/2010/wordprocessingInk" xmlns:wne="http://schemas.microsoft.com/office/word/2006/wordml" xmlns:wps="http://schemas.microsoft.com/office/word/2010/wordprocessingShape" mc:Ignorable="w14 w15 w16se w16cid w16 w16cex w16sdtdh w16du wp14">
+<w:hdr xmlns:wpc="http://schemas.microsoft.com/office/word/2010/wordprocessingCanvas" xmlns:cx="http://schemas.microsoft.com/office/drawing/2014/chartex" xmlns:cx1="http://schemas.microsoft.com/office/drawing/2015/9/8/chartex" xmlns:cx2="http://schemas.microsoft.com/office/drawing/2015/10/21/chartex" xmlns:cx3="http://schemas.microsoft.com/office/drawing/2016/5/9/chartex" xmlns:cx4="http://schemas.microsoft.com/office/drawing/2016/5/10/chartex" xmlns:cx5="http://schemas.microsoft.com/office/drawing/2016/5/11/chartex" xmlns:cx6="http://schemas.microsoft.com/office/drawing/2016/5/12/chartex" xmlns:cx7="http://schemas.microsoft.com/office/drawing/2016/5/13/chartex" xmlns:cx8="http://schemas.microsoft.com/office/drawing/2016/5/14/chartex" xmlns:mc="http://schemas.openxmlformats.org/markup-compatibility/2006" xmlns:aink="http://schemas.microsoft.com/office/drawing/2016/ink" xmlns:am3d="http://schemas.microsoft.com/office/drawing/2017/model3d" xmlns:o="urn:schemas-microsoft-com:office:office" xmlns:r="http://schemas.openxmlformats.org/officeDocument/2006/relationships" xmlns:m="http://schemas.openxmlformats.org/officeDocument/2006/math" xmlns:v="urn:schemas-microsoft-com:vml" xmlns:wp14="http://schemas.microsoft.com/office/word/2010/wordprocessingDrawing" xmlns:wp="http://schemas.openxmlformats.org/drawingml/2006/wordprocessingDrawing" xmlns:w10="urn:schemas-microsoft-com:office:word" xmlns:w="http://schemas.openxmlformats.org/wordprocessingml/2006/main" xmlns:w14="http://schemas.microsoft.com/office/word/2010/wordml" xmlns:w15="http://schemas.microsoft.com/office/word/2012/wordml" xmlns:w16cex="http://schemas.microsoft.com/office/word/2018/wordml/cex" xmlns:w16cid="http://schemas.microsoft.com/office/word/2016/wordml/cid" xmlns:w16="http://schemas.microsoft.com/office/word/2018/wordml" xmlns:w16sdtdh="http://schemas.microsoft.com/office/word/2020/wordml/sdtdatahash" xmlns:w16se="http://schemas.microsoft.com/office/word/2015/wordml/symex" xmlns:wpg="http://schemas.microsoft.com/office/word/2010/wordprocessingGroup" xmlns:wpi="http://schemas.microsoft.com/office/word/2010/wordprocessingInk" xmlns:wne="http://schemas.microsoft.com/office/word/2006/wordml" xmlns:wps="http://schemas.microsoft.com/office/word/2010/wordprocessingShape" mc:Ignorable="w14 w15 w16se w16cid w16 w16cex w16sdtdh wp14">
   <w:p>
     <w:pPr>
       <w:pStyle w:val="Header"/>
@@ -2773,7 +2697,7 @@
 </file>
 
 <file path=word/numbering.xml><?xml version="1.0" encoding="utf-8"?>
-<w:numbering xmlns:wpc="http://schemas.microsoft.com/office/word/2010/wordprocessingCanvas" xmlns:cx="http://schemas.microsoft.com/office/drawing/2014/chartex" xmlns:cx1="http://schemas.microsoft.com/office/drawing/2015/9/8/chartex" xmlns:cx2="http://schemas.microsoft.com/office/drawing/2015/10/21/chartex" xmlns:cx3="http://schemas.microsoft.com/office/drawing/2016/5/9/chartex" xmlns:cx4="http://schemas.microsoft.com/office/drawing/2016/5/10/chartex" xmlns:cx5="http://schemas.microsoft.com/office/drawing/2016/5/11/chartex" xmlns:cx6="http://schemas.microsoft.com/office/drawing/2016/5/12/chartex" xmlns:cx7="http://schemas.microsoft.com/office/drawing/2016/5/13/chartex" xmlns:cx8="http://schemas.microsoft.com/office/drawing/2016/5/14/chartex" xmlns:mc="http://schemas.openxmlformats.org/markup-compatibility/2006" xmlns:aink="http://schemas.microsoft.com/office/drawing/2016/ink" xmlns:am3d="http://schemas.microsoft.com/office/drawing/2017/model3d" xmlns:o="urn:schemas-microsoft-com:office:office" xmlns:oel="http://schemas.microsoft.com/office/2019/extlst" xmlns:r="http://schemas.openxmlformats.org/officeDocument/2006/relationships" xmlns:m="http://schemas.openxmlformats.org/officeDocument/2006/math" xmlns:v="urn:schemas-microsoft-com:vml" xmlns:wp14="http://schemas.microsoft.com/office/word/2010/wordprocessingDrawing" xmlns:wp="http://schemas.openxmlformats.org/drawingml/2006/wordprocessingDrawing" xmlns:w10="urn:schemas-microsoft-com:office:word" xmlns:w="http://schemas.openxmlformats.org/wordprocessingml/2006/main" xmlns:w14="http://schemas.microsoft.com/office/word/2010/wordml" xmlns:w15="http://schemas.microsoft.com/office/word/2012/wordml" xmlns:w16cex="http://schemas.microsoft.com/office/word/2018/wordml/cex" xmlns:w16cid="http://schemas.microsoft.com/office/word/2016/wordml/cid" xmlns:w16="http://schemas.microsoft.com/office/word/2018/wordml" xmlns:w16du="http://schemas.microsoft.com/office/word/2023/wordml/word16du" xmlns:w16sdtdh="http://schemas.microsoft.com/office/word/2020/wordml/sdtdatahash" xmlns:w16se="http://schemas.microsoft.com/office/word/2015/wordml/symex" xmlns:wpg="http://schemas.microsoft.com/office/word/2010/wordprocessingGroup" xmlns:wpi="http://schemas.microsoft.com/office/word/2010/wordprocessingInk" xmlns:wne="http://schemas.microsoft.com/office/word/2006/wordml" xmlns:wps="http://schemas.microsoft.com/office/word/2010/wordprocessingShape" mc:Ignorable="w14 w15 w16se w16cid w16 w16cex w16sdtdh w16du wp14">
+<w:numbering xmlns:wpc="http://schemas.microsoft.com/office/word/2010/wordprocessingCanvas" xmlns:cx="http://schemas.microsoft.com/office/drawing/2014/chartex" xmlns:cx1="http://schemas.microsoft.com/office/drawing/2015/9/8/chartex" xmlns:cx2="http://schemas.microsoft.com/office/drawing/2015/10/21/chartex" xmlns:cx3="http://schemas.microsoft.com/office/drawing/2016/5/9/chartex" xmlns:cx4="http://schemas.microsoft.com/office/drawing/2016/5/10/chartex" xmlns:cx5="http://schemas.microsoft.com/office/drawing/2016/5/11/chartex" xmlns:cx6="http://schemas.microsoft.com/office/drawing/2016/5/12/chartex" xmlns:cx7="http://schemas.microsoft.com/office/drawing/2016/5/13/chartex" xmlns:cx8="http://schemas.microsoft.com/office/drawing/2016/5/14/chartex" xmlns:mc="http://schemas.openxmlformats.org/markup-compatibility/2006" xmlns:aink="http://schemas.microsoft.com/office/drawing/2016/ink" xmlns:am3d="http://schemas.microsoft.com/office/drawing/2017/model3d" xmlns:o="urn:schemas-microsoft-com:office:office" xmlns:r="http://schemas.openxmlformats.org/officeDocument/2006/relationships" xmlns:m="http://schemas.openxmlformats.org/officeDocument/2006/math" xmlns:v="urn:schemas-microsoft-com:vml" xmlns:wp14="http://schemas.microsoft.com/office/word/2010/wordprocessingDrawing" xmlns:wp="http://schemas.openxmlformats.org/drawingml/2006/wordprocessingDrawing" xmlns:w10="urn:schemas-microsoft-com:office:word" xmlns:w="http://schemas.openxmlformats.org/wordprocessingml/2006/main" xmlns:w14="http://schemas.microsoft.com/office/word/2010/wordml" xmlns:w15="http://schemas.microsoft.com/office/word/2012/wordml" xmlns:w16cex="http://schemas.microsoft.com/office/word/2018/wordml/cex" xmlns:w16cid="http://schemas.microsoft.com/office/word/2016/wordml/cid" xmlns:w16="http://schemas.microsoft.com/office/word/2018/wordml" xmlns:w16sdtdh="http://schemas.microsoft.com/office/word/2020/wordml/sdtdatahash" xmlns:w16se="http://schemas.microsoft.com/office/word/2015/wordml/symex" xmlns:wpg="http://schemas.microsoft.com/office/word/2010/wordprocessingGroup" xmlns:wpi="http://schemas.microsoft.com/office/word/2010/wordprocessingInk" xmlns:wne="http://schemas.microsoft.com/office/word/2006/wordml" xmlns:wps="http://schemas.microsoft.com/office/word/2010/wordprocessingShape" mc:Ignorable="w14 w15 w16se w16cid w16 w16cex w16sdtdh wp14">
   <w:numPicBullet w:numPicBulletId="0">
     <w:pict>
       <v:shapetype id="_x0000_t75" coordsize="21600,21600" o:spt="75" o:preferrelative="t" path="m@4@5l@4@11@9@11@9@5xe" filled="f" stroked="f">
@@ -2795,7 +2719,7 @@
         <v:path o:extrusionok="f" gradientshapeok="t" o:connecttype="rect"/>
         <o:lock v:ext="edit" aspectratio="t"/>
       </v:shapetype>
-      <v:shape id="_x0000_i1029" type="#_x0000_t75" style="width:11.25pt;height:11.25pt" o:bullet="t">
+      <v:shape id="_x0000_i1048" type="#_x0000_t75" style="width:11.25pt;height:11.25pt" o:bullet="t">
         <v:imagedata r:id="rId1" o:title="mso1392"/>
       </v:shape>
     </w:pict>
@@ -3384,22 +3308,22 @@
       </w:rPr>
     </w:lvl>
   </w:abstractNum>
-  <w:num w:numId="1" w16cid:durableId="948389243">
+  <w:num w:numId="1">
     <w:abstractNumId w:val="5"/>
   </w:num>
-  <w:num w:numId="2" w16cid:durableId="1977369538">
+  <w:num w:numId="2">
     <w:abstractNumId w:val="0"/>
   </w:num>
-  <w:num w:numId="3" w16cid:durableId="613294311">
+  <w:num w:numId="3">
     <w:abstractNumId w:val="4"/>
   </w:num>
-  <w:num w:numId="4" w16cid:durableId="241989190">
+  <w:num w:numId="4">
     <w:abstractNumId w:val="1"/>
   </w:num>
-  <w:num w:numId="5" w16cid:durableId="51390809">
+  <w:num w:numId="5">
     <w:abstractNumId w:val="3"/>
   </w:num>
-  <w:num w:numId="6" w16cid:durableId="1503199673">
+  <w:num w:numId="6">
     <w:abstractNumId w:val="2"/>
     <w:lvlOverride w:ilvl="0">
       <w:startOverride w:val="1"/>
@@ -3433,7 +3357,7 @@
 </file>
 
 <file path=word/styles.xml><?xml version="1.0" encoding="utf-8"?>
-<w:styles xmlns:mc="http://schemas.openxmlformats.org/markup-compatibility/2006" xmlns:r="http://schemas.openxmlformats.org/officeDocument/2006/relationships" xmlns:w="http://schemas.openxmlformats.org/wordprocessingml/2006/main" xmlns:w14="http://schemas.microsoft.com/office/word/2010/wordml" xmlns:w15="http://schemas.microsoft.com/office/word/2012/wordml" xmlns:w16cex="http://schemas.microsoft.com/office/word/2018/wordml/cex" xmlns:w16cid="http://schemas.microsoft.com/office/word/2016/wordml/cid" xmlns:w16="http://schemas.microsoft.com/office/word/2018/wordml" xmlns:w16du="http://schemas.microsoft.com/office/word/2023/wordml/word16du" xmlns:w16sdtdh="http://schemas.microsoft.com/office/word/2020/wordml/sdtdatahash" xmlns:w16se="http://schemas.microsoft.com/office/word/2015/wordml/symex" mc:Ignorable="w14 w15 w16se w16cid w16 w16cex w16sdtdh w16du">
+<w:styles xmlns:mc="http://schemas.openxmlformats.org/markup-compatibility/2006" xmlns:r="http://schemas.openxmlformats.org/officeDocument/2006/relationships" xmlns:w="http://schemas.openxmlformats.org/wordprocessingml/2006/main" xmlns:w14="http://schemas.microsoft.com/office/word/2010/wordml" xmlns:w15="http://schemas.microsoft.com/office/word/2012/wordml" xmlns:w16cex="http://schemas.microsoft.com/office/word/2018/wordml/cex" xmlns:w16cid="http://schemas.microsoft.com/office/word/2016/wordml/cid" xmlns:w16="http://schemas.microsoft.com/office/word/2018/wordml" xmlns:w16sdtdh="http://schemas.microsoft.com/office/word/2020/wordml/sdtdatahash" xmlns:w16se="http://schemas.microsoft.com/office/word/2015/wordml/symex" mc:Ignorable="w14 w15 w16se w16cid w16 w16cex w16sdtdh">
   <w:docDefaults>
     <w:rPrDefault>
       <w:rPr>
